--- a/javoblar/045.docx
+++ b/javoblar/045.docx
@@ -79,7 +79,7 @@
         <w:spacing w:after="40"/>
       </w:pPr>
       <w:r>
-        <w:t xml:space="preserve">oziq-ovqat yo'li — ifloslangan taomlar, sut mahsulotlari orqali;</w:t>
+        <w:t xml:space="preserve">oziq-ovqat yo'li — ifloslangan taomlar va sut mahsulotlari orqali (gigiyena buzilganda);</w:t>
       </w:r>
     </w:p>
     <w:p>
@@ -92,7 +92,7 @@
         <w:spacing w:after="40"/>
       </w:pPr>
       <w:r>
-        <w:t xml:space="preserve">suv yo'li — ifloslangan suv orqali (ko'p sonli holatlar bilan).</w:t>
+        <w:t xml:space="preserve">suv yo'li — ifloslangan ichimlik suvi orqali, ko'p sonli holatlar bilan kechadigan epidemiyalar shaklida.</w:t>
       </w:r>
     </w:p>
     <w:p>

--- a/javoblar/045.docx
+++ b/javoblar/045.docx
@@ -66,7 +66,7 @@
         <w:spacing w:after="40"/>
       </w:pPr>
       <w:r>
-        <w:t xml:space="preserve">maishiy-kontakt yo'li — iflos qo'llar, buyumlar orqali (S. sonnei va bolalar jamoalari uchun xos);</w:t>
+        <w:t xml:space="preserve">maishiy-kontakt yo'li — iflos qo'llar va buyumlar orqali (S. sonnei hamda bolalar jamoalari uchun xos, yetakchi yo'l);</w:t>
       </w:r>
     </w:p>
     <w:p>

--- a/javoblar/045.docx
+++ b/javoblar/045.docx
@@ -247,7 +247,7 @@
         <w:jc w:val="both"/>
       </w:pPr>
       <w:r>
-        <w:t xml:space="preserve">Shigellyoz — Shigella keltirib chiqaradigan antroponoz ichak infeksiyasi bo'lib, infeksiya manbai faqat odam, yetakchi yuqish yo'li esa past yuqtiruvchi doza tufayli maishiy-kontaktdir. Inkubatsion davri qisqa (1–3 kun), kasallanish bolalar jamoalarida guruhiy o'choqlar ko'rinishida tarqaladi. Tashxis bakteriologik usulga (koprokultura) asoslanadi. Profilaktikaning asosi — shaxsiy gigiyena, ayniqsa qo'l yuvish, xavfsiz suv va oziq-ovqat nazoratidir. Epidemiyaga qarshi tadbirlar bemorni ajratish, dezinfeksiya, muloqotdagilarni kuzatish va manbani nazorat qilishni qamrab oladi; O'zbekistonda bu ish SSV ning 122-sonli buyrug'i bilan tartibga solingan [1]. Shigellyozning yuqori yuqumliligi va antibiotiklarga chidamlilik muammosi uni doimiy epidemiologik nazorat ostida ushlab turishni talab qiladi. Vrach-epidemiolog uchun shigellyozning past yuqtiruvchi dozasi va maishiy yo'l bilan tez tarqalishini bilish o'choqda to'g'ri va tezkor chora ko'rishning asosidir.</w:t>
+        <w:t xml:space="preserve">Shigellyoz — Shigella keltirib chiqaradigan antroponoz ichak infeksiyasi bo'lib, infeksiya manbai faqat odam, yetakchi yuqish yo'li esa past yuqtiruvchi doza tufayli maishiy-kontaktdir. Inkubatsion davri qisqa (1–3 kun), kasallanish bolalar jamoalarida guruhiy o'choqlar ko'rinishida tarqaladi. Tashxis bakteriologik usulga (koprokultura) asoslanadi. Profilaktikaning asosi — shaxsiy gigiyena, ayniqsa qo'l yuvish, xavfsiz suv va oziq-ovqat nazoratidir. Epidemiyaga qarshi tadbirlar bemorni ajratish, dezinfeksiya, muloqotdagilarni kuzatish va manbani nazorat qilishni qamrab oladi; O'zbekistonda bu ish SSV ning 122-sonli buyrug'i bilan tartibga solingan va u boshqa o'tkir ichak infeksiyalari bilan yagona majmuada nazorat qilinadi [1]. Shigellyozning yuqori yuqumliligi va antibiotiklarga chidamlilik muammosi uni doimiy epidemiologik nazorat ostida ushlab turishni talab qiladi. Vrach-epidemiolog uchun shigellyozning past yuqtiruvchi dozasi va maishiy yo'l bilan tez tarqalishini bilish o'choqda to'g'ri va tezkor chora ko'rishning asosidir.</w:t>
       </w:r>
     </w:p>
     <w:p>

--- a/javoblar/045.docx
+++ b/javoblar/045.docx
@@ -8,7 +8,7 @@
         <w:spacing w:after="200"/>
       </w:pPr>
       <w:r>
-        <w:t xml:space="preserve">45. Shigellyoz kasalliklarining epidemiologiyasi va profilaktikasi. Epidemiyaga qarshi chora-tadbirlarni rejalashtirish</w:t>
+        <w:t xml:space="preserve">45. Salmonellyoz kasalligining epidemiologiyasi va uning oldini olish choralari. Epidemiyaga qarshi chora-tadbirlarni rejalashtirish</w:t>
       </w:r>
     </w:p>
     <w:p>
@@ -17,7 +17,7 @@
         <w:jc w:val="both"/>
       </w:pPr>
       <w:r>
-        <w:t xml:space="preserve">Shigellyoz (bakterial dizenteriya) — Shigella avlodiga mansub bakteriyalar keltirib chiqaradigan o'tkir antroponoz ichak infeksiyasi bo'lib, asosan yo'g'on ichakning yallig'lanishi, intoksikatsiya va o'ziga xos ich ketish (tenezmlar bilan) bilan kechadi. Kasallik fekal-oral mexanizm orqali yuqadi va dunyo bo'ylab, ayniqsa sanitariya sharoiti past hududlarda keng tarqalgan. O'zbekistonda shigellyozga qarshi kurash SSV ning 2015-yil 25-martdagi 122-sonli buyrug'i bilan tartibga solingan [1]. Shigellyoz o'tkir ichak infeksiyalari orasida epidemiologik jihatdan muhim o'rin tutadi, chunki uning past yuqtiruvchi dozasi va odamdan odamga oson yuqishi uni boshqa ichak infeksiyalaridan farqlab turadi [2]. Bu xususiyat profilaktikada shaxsiy gigiyenani birinchi o'ringa qo'yadi va kasallikni bolalar jamoalarida ayniqsa dolzarb qiladi.</w:t>
+        <w:t xml:space="preserve">Salmonellyoz — Salmonella avlodiga mansub bakteriyalar (ich terlama qo'zg'atuvchisidan tashqari) keltirib chiqaradigan o'tkir ichak infeksiyasi bo'lib, u asosan oshqozon-ichak trakti zararlanishi, intoksikatsiya va degidratatsiya bilan kechadi. Salmonellyoz zoonoz-antroponoz tabiatga ega bo'lib, fekal-oral mexanizm orqali, asosan oziq-ovqat yo'li bilan yuqadi. O'zbekistonda unga qarshi kurash SSV ning 2015-yil 25-martdagi 122-sonli buyrug'i bilan tartibga solingan [1]. Salmonellyoz dunyo bo'ylab keng tarqalgan oziq-ovqat orqali yuqadigan kasalliklardan biri bo'lib, JSST ma'lumotiga ko'ra, nostifoid salmonellalar global miqyosda eng ko'p uchraydigan oziq-ovqat orqali yuqadigan infeksiyalar qatoriga kiradi [2]. Ich terlamadan farqli ravishda, nostifoid salmonellyoz odatda o'z-o'zidan cheklanadigan gastroenterit shaklida kechadi, biroq xavf guruhlarida og'ir va umumlashgan shakllarga o'tishi mumkin.</w:t>
       </w:r>
     </w:p>
     <w:p>
@@ -35,7 +35,7 @@
         <w:jc w:val="both"/>
       </w:pPr>
       <w:r>
-        <w:t xml:space="preserve">Qo'zg'atuvchi — Shigella avlodiga mansub grammanfiy bakteriyalar bo'lib, to'rt asosiy turga bo'linadi: S. dysenteriae, S. flexneri, S. boydii va S. sonnei. S. dysenteriae 1-serotipi eng og'ir, toksik dizenteriyani keltirib chiqaradi [2]. Shigellyoz antroponoz hisoblanadi — infeksiya manbai faqat odam, ya'ni kasal yoki bakteriotashuvchidir. Bemor qo'zg'atuvchini ich ketish davrida va sog'aygandan keyin ikki haftagacha najas orqali ajratib turadi, shu bois kasal va sog'ayayotgan shaxslar infeksiya manbai bo'lib qoladi [2]. Yengil va yashirin (asemptomatik) kechadigan shakllar epidemiologik jihatdan ayniqsa xavfli, chunki bunday shaxslar o'z holatini bilmasdan infeksiyani tarqatadi va kuzatuvdan tashqarida qoladi. Shu bois bolalar jamoalarida va dekretlangan kontingentda nafaqat klinik bemorlar, balki yashirin tashuvchilar ham faol aniqlanadi.</w:t>
+        <w:t xml:space="preserve">Qo'zg'atuvchi — Salmonella avlodiga mansub ko'plab serotiplar (eng ko'p uchraydiganlari S. Enteritidis va S. Typhimurium) bo'lib, ular tashqi muhitda, jumladan oziq-ovqat mahsulotlarida uzoq saqlanadi va ko'payadi. Salmonellyozning muhim epidemiologik xususiyati — uning zoonoz tabiatidir: infeksiya manbai asosan hayvonlar, ayniqsa parrandalar (tovuq, tuxum), qoramol va cho'chqalardir [2]. Bundan tashqari, kasal odam va bakteriotashuvchi ham manba bo'lishi mumkin. Shu bois salmonellyoz profilaktikasida veterinariya-sanitariya nazorati alohida ahamiyatga ega. Salmonellalar issiqlikka nisbatan sezgir — yetarli pishirishda halok bo'ladi, biroq past haroratda uzoq saqlanadi va xona haroratida oziq-ovqatda jadal ko'payadi. Aynan shu biologik xususiyat salmonellyozning oziq-ovqat orqali yuqishini va yozgi mavsumda ko'payishini belgilaydi. Kasal odam va bakteriotashuvchi ham qo'zg'atuvchini najas orqali ajratib, maishiy yo'l bilan infeksiyani tarqatishi mumkin, ayniqsa bolalar jamoalarida.</w:t>
       </w:r>
     </w:p>
     <w:p>
@@ -44,7 +44,7 @@
         <w:spacing w:after="80" w:before="160"/>
       </w:pPr>
       <w:r>
-        <w:t xml:space="preserve">Yuqish yo'llari va epidemiologik xususiyatlar</w:t>
+        <w:t xml:space="preserve">Yuqish yo'llari</w:t>
       </w:r>
     </w:p>
     <w:p>
@@ -53,7 +53,7 @@
         <w:jc w:val="both"/>
       </w:pPr>
       <w:r>
-        <w:t xml:space="preserve">Shigellyozning muhim xususiyati — uning juda past yuqtiruvchi dozasi (atigi 10–100 ta mikroorganizm infeksiyani keltirib chiqarishga yetarli), bu odamdan odamga maishiy-kontakt yo'li bilan oson yuqishni ta'minlaydi [2]. Yuqishning asosiy yo'llari:</w:t>
+        <w:t xml:space="preserve">Salmonellyozda yetakchi yuqish yo'li — oziq-ovqat yo'li. Qo'zg'atuvchi quyidagi mahsulotlar orqali yuqadi:</w:t>
       </w:r>
     </w:p>
     <w:p>
@@ -61,12 +61,12 @@
         <w:pStyle w:val="ListParagraph"/>
         <w:numPr>
           <w:ilvl w:val="0"/>
-          <w:numId w:val="2"/>
+          <w:numId w:val="101"/>
         </w:numPr>
         <w:spacing w:after="40"/>
       </w:pPr>
       <w:r>
-        <w:t xml:space="preserve">maishiy-kontakt yo'li — iflos qo'llar va buyumlar orqali (S. sonnei hamda bolalar jamoalari uchun xos, yetakchi yo'l);</w:t>
+        <w:t xml:space="preserve">tuxum va tuxum mahsulotlari (ayniqsa yetarli pishirilmagan);</w:t>
       </w:r>
     </w:p>
     <w:p>
@@ -74,12 +74,12 @@
         <w:pStyle w:val="ListParagraph"/>
         <w:numPr>
           <w:ilvl w:val="0"/>
-          <w:numId w:val="2"/>
+          <w:numId w:val="101"/>
         </w:numPr>
         <w:spacing w:after="40"/>
       </w:pPr>
       <w:r>
-        <w:t xml:space="preserve">oziq-ovqat yo'li — ifloslangan taomlar va sut mahsulotlari orqali (gigiyena buzilganda);</w:t>
+        <w:t xml:space="preserve">parranda va qoramol go'shti hamda ulardan yetarli pishirilmay tayyorlangan taomlar;</w:t>
       </w:r>
     </w:p>
     <w:p>
@@ -87,57 +87,12 @@
         <w:pStyle w:val="ListParagraph"/>
         <w:numPr>
           <w:ilvl w:val="0"/>
-          <w:numId w:val="2"/>
+          <w:numId w:val="101"/>
         </w:numPr>
         <w:spacing w:after="40"/>
       </w:pPr>
       <w:r>
-        <w:t xml:space="preserve">suv yo'li — ifloslangan ichimlik suvi orqali, ko'p sonli holatlar bilan kechadigan epidemiyalar shaklida.</w:t>
-      </w:r>
-    </w:p>
-    <w:p>
-      <w:pPr>
-        <w:spacing w:after="120"/>
-        <w:jc w:val="both"/>
-      </w:pPr>
-      <w:r>
-        <w:t xml:space="preserve">Inkubatsion davr qisqa — odatda 1–3 kun, ba'zan 12 soatdan 4 kungacha. Kasallanish yozgi-kuzgi mavsumiylikka ega, xavf guruhini kichik yoshdagi bolalar va bolalar muassasalari (bog'cha, maktab) tashkil etadi. Past yuqtiruvchi doza tufayli shigellyoz bog'cha va maktablarda guruhiy o'choqlar ko'rinishida tez tarqaladi [1][2].</w:t>
-      </w:r>
-    </w:p>
-    <w:p>
-      <w:pPr>
-        <w:pStyle w:val="Heading2"/>
-        <w:spacing w:after="80" w:before="160"/>
-      </w:pPr>
-      <w:r>
-        <w:t xml:space="preserve">Tashxis</w:t>
-      </w:r>
-    </w:p>
-    <w:p>
-      <w:pPr>
-        <w:spacing w:after="120"/>
-        <w:jc w:val="both"/>
-      </w:pPr>
-      <w:r>
-        <w:t xml:space="preserve">Shigellyozga tashxis klinik, epidemiologik va laboratoriya ma'lumotlari asosida qo'yiladi. Asosiy laboratoriya usuli — bakteriologik tekshiruv, ya'ni najasdan qo'zg'atuvchini ajratish (koprokultura); namuna antibakterial davolashdan oldin, imkon qadar erta olinadi. Qo'shimcha usullar — serologik tekshiruv va zamonaviy molekulyar usullar (PZR), shuningdek antibiotiklarga sezgirlikni aniqlash (chidamli shtammlar tarqalishi tufayli muhim). Laboratoriya tasdig'i qo'zg'atuvchi turini aniqlash va o'choqlar o'rtasidagi bog'liqlikni belgilash uchun muhim [1]. Klinik jihatdan shigellyoz tipik hollarda tenezmlar (ich ketishga yolg'on chaqiriq), qon va shilimshiq aralash kam miqdordagi ich ketish bilan tavsiflanadi, biroq yengil shakllari boshqa o'tkir ichak infeksiyalaridan farqlash qiyin bo'lishi mumkin; shu bois laboratoriya tasdig'i yakuniy tashxis uchun zarur. Og'ir shakllar, ayniqsa S. dysenteriae 1-serotipida, asoratlar va yuqori o'lim bilan kechishi mumkin.</w:t>
-      </w:r>
-    </w:p>
-    <w:p>
-      <w:pPr>
-        <w:pStyle w:val="Heading2"/>
-        <w:spacing w:after="80" w:before="160"/>
-      </w:pPr>
-      <w:r>
-        <w:t xml:space="preserve">Profilaktika</w:t>
-      </w:r>
-    </w:p>
-    <w:p>
-      <w:pPr>
-        <w:spacing w:after="120"/>
-        <w:jc w:val="both"/>
-      </w:pPr>
-      <w:r>
-        <w:t xml:space="preserve">Shigellyoz profilaktikasining asosi — yuqish yo'llarini uzishga qaratilgan sanitariya-gigiyenik tadbirlar. Asosiy profilaktik choralar:</w:t>
+        <w:t xml:space="preserve">sut va sut mahsulotlari (yetarli termik ishlov berilmagan);</w:t>
       </w:r>
     </w:p>
     <w:p>
@@ -145,12 +100,57 @@
         <w:pStyle w:val="ListParagraph"/>
         <w:numPr>
           <w:ilvl w:val="0"/>
-          <w:numId w:val="2"/>
+          <w:numId w:val="101"/>
         </w:numPr>
         <w:spacing w:after="40"/>
       </w:pPr>
       <w:r>
-        <w:t xml:space="preserve">shaxsiy gigiyena, ayniqsa qo'l yuvish odatini shakllantirish (past yuqtiruvchi doza tufayli hal qiluvchi chora);</w:t>
+        <w:t xml:space="preserve">qo'zg'atuvchi bilan ifloslangan tayyor taomlar (noto'g'ri saqlangan yoki qayta ifloslangan).</w:t>
+      </w:r>
+    </w:p>
+    <w:p>
+      <w:pPr>
+        <w:spacing w:after="120"/>
+        <w:jc w:val="both"/>
+      </w:pPr>
+      <w:r>
+        <w:t xml:space="preserve">Qo'zg'atuvchining oziq-ovqatda ko'payishi uchun qulay sharoit — yetarli harorat va vaqt — salmonellyoz avj olishining asosiy sababidir, shu bois sovuqlik rejimi va saqlash muddatining buzilishi xavfni keskin oshiradi. Maishiy-kontakt va suv yo'llari kamroq ahamiyatga ega, biroq bolalar muassasalarida maishiy yo'l ham muhim bo'lishi mumkin [1][2]. Salmonellyozda kasallikning og'irligi ko'pincha organizmga tushgan qo'zg'atuvchining miqdoriga (dozasiga) bog'liq bo'ladi; qo'zg'atuvchi ko'p ko'paygan oziq-ovqatni iste'mol qilish og'ir va guruhiy kasallanishga olib keladi.</w:t>
+      </w:r>
+    </w:p>
+    <w:p>
+      <w:pPr>
+        <w:pStyle w:val="Heading2"/>
+        <w:spacing w:after="80" w:before="160"/>
+      </w:pPr>
+      <w:r>
+        <w:t xml:space="preserve">Epidemiologik xususiyatlar</w:t>
+      </w:r>
+    </w:p>
+    <w:p>
+      <w:pPr>
+        <w:spacing w:after="120"/>
+        <w:jc w:val="both"/>
+      </w:pPr>
+      <w:r>
+        <w:t xml:space="preserve">Salmonellyoz yozgi-kuzgi mavsumiylikka ega, bu issiq havoda qo'zg'atuvchining oziq-ovqatda tez ko'payishi bilan bog'liq. Kasallanish ko'pincha oziq-ovqat bilan bog'liq guruhiy o'choqlar (to'y, bayram, umumiy ovqatlanish) ko'rinishida yuzaga keladi va bir vaqtda ko'p sonli holatlar bilan tavsiflanadi. Xavf guruhlariga kichik yoshdagi bolalar, keksalar va immuniteti pasaygan shaxslar kiradi; ularda kasallik og'irroq va asoratlar bilan kechadi. So'nggi o'n yilliklarda antibiotiklarga chidamli salmonella shtammlarining tarqalishi alohida muammo bo'lib qolmoqda; bu chidamlilik ko'pincha chorvachilikda antibiotiklardan keng foydalanish bilan bog'liq va davolashni murakkablashtiradi [2]. Shu bois salmonellyoz "Yagona salomatlik" (One Health) yondashuvi doirasida — odam, hayvon va atrof-muhit salomatligini birgalikda ko'rib chiqish asosida nazorat qilinadi. Qo'zg'atuvchi serotiplarini aniqlash va ularni taqqoslash infeksiya manbaini va tarqalish zanjirini aniqlashda muhim.</w:t>
+      </w:r>
+    </w:p>
+    <w:p>
+      <w:pPr>
+        <w:pStyle w:val="Heading2"/>
+        <w:spacing w:after="80" w:before="160"/>
+      </w:pPr>
+      <w:r>
+        <w:t xml:space="preserve">Oldini olish choralari</w:t>
+      </w:r>
+    </w:p>
+    <w:p>
+      <w:pPr>
+        <w:spacing w:after="120"/>
+        <w:jc w:val="both"/>
+      </w:pPr>
+      <w:r>
+        <w:t xml:space="preserve">Salmonellyozning oldini olish choralari yuqish yo'liga — oziq-ovqat xavfsizligiga qaratiladi. Asosiy profilaktik tadbirlar:</w:t>
       </w:r>
     </w:p>
     <w:p>
@@ -158,12 +158,12 @@
         <w:pStyle w:val="ListParagraph"/>
         <w:numPr>
           <w:ilvl w:val="0"/>
-          <w:numId w:val="2"/>
+          <w:numId w:val="102"/>
         </w:numPr>
         <w:spacing w:after="40"/>
       </w:pPr>
       <w:r>
-        <w:t xml:space="preserve">xavfsiz ichimlik suvi bilan ta'minlash va suvni zararsizlantirish;</w:t>
+        <w:t xml:space="preserve">oziq-ovqat mahsulotlarini (ayniqsa go'sht, tuxum) yetarli darajada issiqlik bilan ishlov berish;</w:t>
       </w:r>
     </w:p>
     <w:p>
@@ -171,12 +171,12 @@
         <w:pStyle w:val="ListParagraph"/>
         <w:numPr>
           <w:ilvl w:val="0"/>
-          <w:numId w:val="2"/>
+          <w:numId w:val="102"/>
         </w:numPr>
         <w:spacing w:after="40"/>
       </w:pPr>
       <w:r>
-        <w:t xml:space="preserve">oziq-ovqat xavfsizligi ustidan nazorat;</w:t>
+        <w:t xml:space="preserve">xom va tayyor mahsulotlarni alohida saqlash va ishlov berish (krest kontaminatsiyaning oldini olish);</w:t>
       </w:r>
     </w:p>
     <w:p>
@@ -184,12 +184,12 @@
         <w:pStyle w:val="ListParagraph"/>
         <w:numPr>
           <w:ilvl w:val="0"/>
-          <w:numId w:val="2"/>
+          <w:numId w:val="102"/>
         </w:numPr>
         <w:spacing w:after="40"/>
       </w:pPr>
       <w:r>
-        <w:t xml:space="preserve">bolalar muassasalarida sanitariya rejimiga qat'iy rioya qilish;</w:t>
+        <w:t xml:space="preserve">muzlatgich rejimiga rioya qilish va tayyor taomlarni uzoq saqlamaslik;</w:t>
       </w:r>
     </w:p>
     <w:p>
@@ -197,12 +197,38 @@
         <w:pStyle w:val="ListParagraph"/>
         <w:numPr>
           <w:ilvl w:val="0"/>
-          <w:numId w:val="2"/>
+          <w:numId w:val="102"/>
         </w:numPr>
         <w:spacing w:after="40"/>
       </w:pPr>
       <w:r>
-        <w:t xml:space="preserve">dekretlangan kontingentni muntazam tekshirish va tashuvchilarni aniqlash.</w:t>
+        <w:t xml:space="preserve">parrandachilik va chorvachilik xo'jaliklarida veterinariya-sanitariya nazorati;</w:t>
+      </w:r>
+    </w:p>
+    <w:p>
+      <w:pPr>
+        <w:pStyle w:val="ListParagraph"/>
+        <w:numPr>
+          <w:ilvl w:val="0"/>
+          <w:numId w:val="102"/>
+        </w:numPr>
+        <w:spacing w:after="40"/>
+      </w:pPr>
+      <w:r>
+        <w:t xml:space="preserve">oziq-ovqat korxonalari va umumiy ovqatlanish shoxobchalarida sanitariya nazorati;</w:t>
+      </w:r>
+    </w:p>
+    <w:p>
+      <w:pPr>
+        <w:pStyle w:val="ListParagraph"/>
+        <w:numPr>
+          <w:ilvl w:val="0"/>
+          <w:numId w:val="102"/>
+        </w:numPr>
+        <w:spacing w:after="40"/>
+      </w:pPr>
+      <w:r>
+        <w:t xml:space="preserve">dekretlangan kontingentni muntazam tekshirish va aholi o'rtasida shaxsiy gigiyenani targ'ib qilish.</w:t>
       </w:r>
     </w:p>
     <w:p>
@@ -211,7 +237,7 @@
         <w:jc w:val="both"/>
       </w:pPr>
       <w:r>
-        <w:t xml:space="preserve">Maxsus profilaktika (vaksina) shigellyozda keng qo'llanilmaydi, shu bois gigiyenik choralar, ayniqsa qo'l gigiyenasi birinchi o'ringa chiqadi [2]. Shigellyoz past yuqtiruvchi dozaga ega bo'lgani uchun qo'l yuvish — infeksiyaning eng oddiy, arzon va samarali oldini olish vositasi hisoblanadi; buni bolalar muassasalarida targ'ib qilish alohida ahamiyatga ega. Antibiotiklarga chidamli, jumladan ko'p va o'ta chidamli (XDR) Shigella shtammlarining tarqalishi so'nggi yillarda global muammo bo'lib, u davolashni murakkablashtirgani holda profilaktikaning ahamiyatini yanada oshiradi [2].</w:t>
+        <w:t xml:space="preserve">Maxsus profilaktika (vaksina) salmonellyozda keng qo'llanilmaydi, shu bois asosiy e'tibor sanitariya-veterinariya choralariga qaratiladi [2]. Oziq-ovqat xavfsizligining xalqaro tamoyillari (masalan, JSSTning "xavfsiz oziq-ovqatning besh qoidasi") salmonellyoz profilaktikasida samarali vosita hisoblanadi: ularga tozalik, xom va tayyor mahsulotni ajratish, to'liq pishirish, xavfsiz haroratda saqlash va xavfsiz suv hamda xomashyodan foydalanish kiradi. Aholi o'rtasida oziq-ovqatni to'g'ri tayyorlash va saqlash bo'yicha sanitariya-targ'ibot ishlari ham muhim o'rin tutadi.</w:t>
       </w:r>
     </w:p>
     <w:p>
@@ -229,7 +255,7 @@
         <w:jc w:val="both"/>
       </w:pPr>
       <w:r>
-        <w:t xml:space="preserve">Shigellyoz o'chog'ida chora-tadbirlar epidemiologik tekshiruv asosida rejalashtiriladi: bemorni aniqlash, ro'yxatga olish va ajratish (og'ir hollarda kasalxonaga yotqizish), o'choqda joriy va yakuniy dezinfeksiya, muloqotda bo'lganlarni tibbiy kuzatuv va bakteriologik tekshiruvga olish. Bolalar muassasalaridagi o'choqlarda guruhni karantinga olish, yangi bolalar qabulini vaqtincha to'xtatish va sanitariya rejimini kuchaytirish ko'zda tutiladi. Suv yoki oziq-ovqat bilan bog'liq o'choqlarda tegishli manbani zudlik bilan nazorat qilish birinchi o'ringa chiqadi [1]. Muloqotda bo'lganlar bir maksimal inkubatsion davr (qisqa bo'lgani uchun odatda bir necha kun) mobaynida kuzatiladi. Bemor kasalxonadan yoki uy izolyatsiyasidan klinik sog'ayish va bakteriologik tekshiruv salbiy natija bergach chiqariladi; dekretlangan ishlarda band bo'lganlar qo'shimcha nazoratdan o'tkaziladi. O'choqdagi tadbirlarning tezkorligi shigellyozning tez tarqalishini hisobga olganda hal qiluvchi ahamiyatga ega.</w:t>
+        <w:t xml:space="preserve">Salmonellyoz o'chog'ida chora-tadbirlar epidemiologik tekshiruv asosida rejalashtiriladi: aybdor mahsulot va uning ifloslanish sababini aniqlash, mahsulotni muomaladan chiqarish, o'choqda dezinfeksiya, bemorlar va tashuvchilarni aniqlash hamda muloqotda bo'lganlarni kuzatish. Guruhiy o'choqlarda (umumiy ovqatlanish bilan bog'liq) tezkor epidemiologik tekshiruv o'tkazilib, oziq-ovqat zanjirining zaif nuqtasi topiladi. Rejalashtirishda oziq-ovqat xavfsizligi tizimi (ishlab chiqarish, saqlash, tashish, sotish) ustidan nazorat markaziy o'rin tutadi va bu veterinariya xizmati bilan hamkorlikni talab qiladi [1]. Epidemiologik tekshiruvda kasal bo'lganlarning umumiy iste'mol qilgan mahsuloti aniqlanadi, shubhali mahsulot namunalari laboratoriyaga yuboriladi va qo'zg'atuvchi shtammi bemorlardan ajratilgan shtamm bilan taqqoslanadi. Bu usul aybdor mahsulotni ishonchli aniqlash va o'xshash o'choqlarning oldini olish imkonini beradi.</w:t>
       </w:r>
     </w:p>
     <w:p>
@@ -247,7 +273,7 @@
         <w:jc w:val="both"/>
       </w:pPr>
       <w:r>
-        <w:t xml:space="preserve">Shigellyoz — Shigella keltirib chiqaradigan antroponoz ichak infeksiyasi bo'lib, infeksiya manbai faqat odam, yetakchi yuqish yo'li esa past yuqtiruvchi doza tufayli maishiy-kontaktdir. Inkubatsion davri qisqa (1–3 kun), kasallanish bolalar jamoalarida guruhiy o'choqlar ko'rinishida tarqaladi. Tashxis bakteriologik usulga (koprokultura) asoslanadi. Profilaktikaning asosi — shaxsiy gigiyena, ayniqsa qo'l yuvish, xavfsiz suv va oziq-ovqat nazoratidir. Epidemiyaga qarshi tadbirlar bemorni ajratish, dezinfeksiya, muloqotdagilarni kuzatish va manbani nazorat qilishni qamrab oladi; O'zbekistonda bu ish SSV ning 122-sonli buyrug'i bilan tartibga solingan va u boshqa o'tkir ichak infeksiyalari bilan yagona majmuada nazorat qilinadi [1]. Shigellyozning yuqori yuqumliligi va antibiotiklarga chidamlilik muammosi uni doimiy epidemiologik nazorat ostida ushlab turishni talab qiladi. Vrach-epidemiolog uchun shigellyozning past yuqtiruvchi dozasi va maishiy yo'l bilan tez tarqalishini bilish o'choqda to'g'ri va tezkor chora ko'rishning asosidir.</w:t>
+        <w:t xml:space="preserve">Salmonellyoz — zoonoz-antroponoz ichak infeksiyasi bo'lib, infeksiya manbai asosan hayvonlar (parranda, tuxum, go'sht), yetakchi yuqish yo'li esa oziq-ovqatdir. Kasallanish yozgi-kuzgi mavsumiylikka ega va ko'pincha oziq-ovqat bilan bog'liq guruhiy o'choqlar ko'rinishida yuzaga keladi. Oldini olishning asosi — oziq-ovqat xavfsizligi, issiqlik ishlovi, to'g'ri saqlash va veterinariya-sanitariya nazoratidir. Epidemiyaga qarshi tadbirlar aybdor mahsulotni aniqlash, uni muomaladan chiqarish va oziq-ovqat zanjirini nazorat qilishni qamrab oladi. O'zbekistonda bu ish SSV ning 122-sonli buyrug'i bilan tartibga solingan [1]. Salmonellyozning zoonoz tabiati va oziq-ovqat orqali yuqishi uni sektorlararo hamkorlik va "Yagona salomatlik" yondashuvini talab qiladigan kasalliklar qatoriga qo'yadi. Vrach-epidemiolog uchun salmonellyoz epidemiologiyasini, ayniqsa oziq-ovqat zanjiridagi xavf nuqtalarini bilish, guruhiy o'choqlarni tez va samarali tekshirishning asosidir.</w:t>
       </w:r>
     </w:p>
     <w:p>
@@ -282,7 +308,7 @@
         <w:spacing w:after="40"/>
       </w:pPr>
       <w:r>
-        <w:t xml:space="preserve">Centers for Disease Control and Prevention. About Shigella infection (incubation 1–2 days, low infectious dose); WHO. Diarrhoeal disease. URL: https://www.cdc.gov/shigella/about/index.html</w:t>
+        <w:t xml:space="preserve">World Health Organization. Salmonella (non-typhoidal) fact sheet; Food safety. URL: https://www.who.int/news-room/fact-sheets/detail/salmonella-(non-typhoidal)</w:t>
       </w:r>
     </w:p>
     <w:sectPr>
@@ -488,6 +514,18 @@
       <w:lvlJc w:val="left"/>
       <w:pPr>
         <w:ind w:left="576" w:hanging="316"/>
+      </w:pPr>
+    </w:lvl>
+  </w:abstractNum>
+  <w:abstractNum w:abstractNumId="90">
+    <w:multiLevelType w:val="hybridMultilevel"/>
+    <w:lvl w:ilvl="0">
+      <w:start w:val="1"/>
+      <w:numFmt w:val="decimal"/>
+      <w:lvlText w:val="%1)"/>
+      <w:lvlJc w:val="left"/>
+      <w:pPr>
+        <w:ind w:left="851" w:hanging="425"/>
       </w:pPr>
     </w:lvl>
   </w:abstractNum>
@@ -505,6 +543,18 @@
   </w:num>
   <w:num w:numId="3">
     <w:abstractNumId w:val="4"/>
+    <w:lvlOverride w:ilvl="0">
+      <w:startOverride w:val="1"/>
+    </w:lvlOverride>
+  </w:num>
+  <w:num w:numId="101">
+    <w:abstractNumId w:val="90"/>
+    <w:lvlOverride w:ilvl="0">
+      <w:startOverride w:val="1"/>
+    </w:lvlOverride>
+  </w:num>
+  <w:num w:numId="102">
+    <w:abstractNumId w:val="90"/>
     <w:lvlOverride w:ilvl="0">
       <w:startOverride w:val="1"/>
     </w:lvlOverride>

--- a/javoblar/045.docx
+++ b/javoblar/045.docx
@@ -5,54 +5,94 @@
     <w:p>
       <w:pPr>
         <w:pStyle w:val="Heading1"/>
-        <w:spacing w:after="200"/>
-      </w:pPr>
-      <w:r>
+        <w:spacing w:after="240"/>
+        <w:jc w:val="center"/>
+      </w:pPr>
+      <w:r>
+        <w:rPr>
+          <w:rFonts w:ascii="Times New Roman" w:cs="Times New Roman" w:eastAsia="Times New Roman" w:hAnsi="Times New Roman"/>
+          <w:b/>
+          <w:bCs/>
+          <w:sz w:val="28"/>
+          <w:szCs w:val="28"/>
+        </w:rPr>
         <w:t xml:space="preserve">45. Salmonellyoz kasalligining epidemiologiyasi va uning oldini olish choralari. Epidemiyaga qarshi chora-tadbirlarni rejalashtirish</w:t>
       </w:r>
     </w:p>
     <w:p>
       <w:pPr>
-        <w:spacing w:after="120"/>
-        <w:jc w:val="both"/>
-      </w:pPr>
-      <w:r>
+        <w:spacing w:after="120" w:line="276"/>
+        <w:ind w:firstLine="567"/>
+        <w:jc w:val="both"/>
+      </w:pPr>
+      <w:r>
+        <w:rPr>
+          <w:rFonts w:ascii="Times New Roman" w:cs="Times New Roman" w:eastAsia="Times New Roman" w:hAnsi="Times New Roman"/>
+          <w:sz w:val="28"/>
+          <w:szCs w:val="28"/>
+        </w:rPr>
         <w:t xml:space="preserve">Salmonellyoz — Salmonella avlodiga mansub bakteriyalar (ich terlama qo'zg'atuvchisidan tashqari) keltirib chiqaradigan o'tkir ichak infeksiyasi bo'lib, u asosan oshqozon-ichak trakti zararlanishi, intoksikatsiya va degidratatsiya bilan kechadi. Salmonellyoz zoonoz-antroponoz tabiatga ega bo'lib, fekal-oral mexanizm orqali, asosan oziq-ovqat yo'li bilan yuqadi. O'zbekistonda unga qarshi kurash SSV ning 2015-yil 25-martdagi 122-sonli buyrug'i bilan tartibga solingan [1]. Salmonellyoz dunyo bo'ylab keng tarqalgan oziq-ovqat orqali yuqadigan kasalliklardan biri bo'lib, JSST ma'lumotiga ko'ra, nostifoid salmonellalar global miqyosda eng ko'p uchraydigan oziq-ovqat orqali yuqadigan infeksiyalar qatoriga kiradi [2]. Ich terlamadan farqli ravishda, nostifoid salmonellyoz odatda o'z-o'zidan cheklanadigan gastroenterit shaklida kechadi, biroq xavf guruhlarida og'ir va umumlashgan shakllarga o'tishi mumkin.</w:t>
       </w:r>
     </w:p>
     <w:p>
       <w:pPr>
         <w:pStyle w:val="Heading2"/>
-        <w:spacing w:after="80" w:before="160"/>
-      </w:pPr>
-      <w:r>
+        <w:spacing w:after="100" w:before="200"/>
+      </w:pPr>
+      <w:r>
+        <w:rPr>
+          <w:rFonts w:ascii="Times New Roman" w:cs="Times New Roman" w:eastAsia="Times New Roman" w:hAnsi="Times New Roman"/>
+          <w:b/>
+          <w:bCs/>
+          <w:sz w:val="28"/>
+          <w:szCs w:val="28"/>
+        </w:rPr>
         <w:t xml:space="preserve">Etiologiya va infeksiya manbai</w:t>
       </w:r>
     </w:p>
     <w:p>
       <w:pPr>
-        <w:spacing w:after="120"/>
-        <w:jc w:val="both"/>
-      </w:pPr>
-      <w:r>
+        <w:spacing w:after="120" w:line="276"/>
+        <w:ind w:firstLine="567"/>
+        <w:jc w:val="both"/>
+      </w:pPr>
+      <w:r>
+        <w:rPr>
+          <w:rFonts w:ascii="Times New Roman" w:cs="Times New Roman" w:eastAsia="Times New Roman" w:hAnsi="Times New Roman"/>
+          <w:sz w:val="28"/>
+          <w:szCs w:val="28"/>
+        </w:rPr>
         <w:t xml:space="preserve">Qo'zg'atuvchi — Salmonella avlodiga mansub ko'plab serotiplar (eng ko'p uchraydiganlari S. Enteritidis va S. Typhimurium) bo'lib, ular tashqi muhitda, jumladan oziq-ovqat mahsulotlarida uzoq saqlanadi va ko'payadi. Salmonellyozning muhim epidemiologik xususiyati — uning zoonoz tabiatidir: infeksiya manbai asosan hayvonlar, ayniqsa parrandalar (tovuq, tuxum), qoramol va cho'chqalardir [2]. Bundan tashqari, kasal odam va bakteriotashuvchi ham manba bo'lishi mumkin. Shu bois salmonellyoz profilaktikasida veterinariya-sanitariya nazorati alohida ahamiyatga ega. Salmonellalar issiqlikka nisbatan sezgir — yetarli pishirishda halok bo'ladi, biroq past haroratda uzoq saqlanadi va xona haroratida oziq-ovqatda jadal ko'payadi. Aynan shu biologik xususiyat salmonellyozning oziq-ovqat orqali yuqishini va yozgi mavsumda ko'payishini belgilaydi. Kasal odam va bakteriotashuvchi ham qo'zg'atuvchini najas orqali ajratib, maishiy yo'l bilan infeksiyani tarqatishi mumkin, ayniqsa bolalar jamoalarida.</w:t>
       </w:r>
     </w:p>
     <w:p>
       <w:pPr>
         <w:pStyle w:val="Heading2"/>
-        <w:spacing w:after="80" w:before="160"/>
-      </w:pPr>
-      <w:r>
+        <w:spacing w:after="100" w:before="200"/>
+      </w:pPr>
+      <w:r>
+        <w:rPr>
+          <w:rFonts w:ascii="Times New Roman" w:cs="Times New Roman" w:eastAsia="Times New Roman" w:hAnsi="Times New Roman"/>
+          <w:b/>
+          <w:bCs/>
+          <w:sz w:val="28"/>
+          <w:szCs w:val="28"/>
+        </w:rPr>
         <w:t xml:space="preserve">Yuqish yo'llari</w:t>
       </w:r>
     </w:p>
     <w:p>
       <w:pPr>
-        <w:spacing w:after="120"/>
-        <w:jc w:val="both"/>
-      </w:pPr>
-      <w:r>
+        <w:spacing w:after="120" w:line="276"/>
+        <w:ind w:firstLine="567"/>
+        <w:jc w:val="both"/>
+      </w:pPr>
+      <w:r>
+        <w:rPr>
+          <w:rFonts w:ascii="Times New Roman" w:cs="Times New Roman" w:eastAsia="Times New Roman" w:hAnsi="Times New Roman"/>
+          <w:sz w:val="28"/>
+          <w:szCs w:val="28"/>
+        </w:rPr>
         <w:t xml:space="preserve">Salmonellyozda yetakchi yuqish yo'li — oziq-ovqat yo'li. Qo'zg'atuvchi quyidagi mahsulotlar orqali yuqadi:</w:t>
       </w:r>
     </w:p>
@@ -61,11 +101,17 @@
         <w:pStyle w:val="ListParagraph"/>
         <w:numPr>
           <w:ilvl w:val="0"/>
-          <w:numId w:val="101"/>
-        </w:numPr>
-        <w:spacing w:after="40"/>
-      </w:pPr>
-      <w:r>
+          <w:numId w:val="2"/>
+        </w:numPr>
+        <w:spacing w:after="60" w:line="276"/>
+        <w:jc w:val="both"/>
+      </w:pPr>
+      <w:r>
+        <w:rPr>
+          <w:rFonts w:ascii="Times New Roman" w:cs="Times New Roman" w:eastAsia="Times New Roman" w:hAnsi="Times New Roman"/>
+          <w:sz w:val="28"/>
+          <w:szCs w:val="28"/>
+        </w:rPr>
         <w:t xml:space="preserve">tuxum va tuxum mahsulotlari (ayniqsa yetarli pishirilmagan);</w:t>
       </w:r>
     </w:p>
@@ -74,11 +120,17 @@
         <w:pStyle w:val="ListParagraph"/>
         <w:numPr>
           <w:ilvl w:val="0"/>
-          <w:numId w:val="101"/>
-        </w:numPr>
-        <w:spacing w:after="40"/>
-      </w:pPr>
-      <w:r>
+          <w:numId w:val="2"/>
+        </w:numPr>
+        <w:spacing w:after="60" w:line="276"/>
+        <w:jc w:val="both"/>
+      </w:pPr>
+      <w:r>
+        <w:rPr>
+          <w:rFonts w:ascii="Times New Roman" w:cs="Times New Roman" w:eastAsia="Times New Roman" w:hAnsi="Times New Roman"/>
+          <w:sz w:val="28"/>
+          <w:szCs w:val="28"/>
+        </w:rPr>
         <w:t xml:space="preserve">parranda va qoramol go'shti hamda ulardan yetarli pishirilmay tayyorlangan taomlar;</w:t>
       </w:r>
     </w:p>
@@ -87,11 +139,17 @@
         <w:pStyle w:val="ListParagraph"/>
         <w:numPr>
           <w:ilvl w:val="0"/>
-          <w:numId w:val="101"/>
-        </w:numPr>
-        <w:spacing w:after="40"/>
-      </w:pPr>
-      <w:r>
+          <w:numId w:val="2"/>
+        </w:numPr>
+        <w:spacing w:after="60" w:line="276"/>
+        <w:jc w:val="both"/>
+      </w:pPr>
+      <w:r>
+        <w:rPr>
+          <w:rFonts w:ascii="Times New Roman" w:cs="Times New Roman" w:eastAsia="Times New Roman" w:hAnsi="Times New Roman"/>
+          <w:sz w:val="28"/>
+          <w:szCs w:val="28"/>
+        </w:rPr>
         <w:t xml:space="preserve">sut va sut mahsulotlari (yetarli termik ishlov berilmagan);</w:t>
       </w:r>
     </w:p>
@@ -100,56 +158,94 @@
         <w:pStyle w:val="ListParagraph"/>
         <w:numPr>
           <w:ilvl w:val="0"/>
-          <w:numId w:val="101"/>
-        </w:numPr>
-        <w:spacing w:after="40"/>
-      </w:pPr>
-      <w:r>
+          <w:numId w:val="2"/>
+        </w:numPr>
+        <w:spacing w:after="60" w:line="276"/>
+        <w:jc w:val="both"/>
+      </w:pPr>
+      <w:r>
+        <w:rPr>
+          <w:rFonts w:ascii="Times New Roman" w:cs="Times New Roman" w:eastAsia="Times New Roman" w:hAnsi="Times New Roman"/>
+          <w:sz w:val="28"/>
+          <w:szCs w:val="28"/>
+        </w:rPr>
         <w:t xml:space="preserve">qo'zg'atuvchi bilan ifloslangan tayyor taomlar (noto'g'ri saqlangan yoki qayta ifloslangan).</w:t>
       </w:r>
     </w:p>
     <w:p>
       <w:pPr>
-        <w:spacing w:after="120"/>
-        <w:jc w:val="both"/>
-      </w:pPr>
-      <w:r>
+        <w:spacing w:after="120" w:line="276"/>
+        <w:ind w:firstLine="567"/>
+        <w:jc w:val="both"/>
+      </w:pPr>
+      <w:r>
+        <w:rPr>
+          <w:rFonts w:ascii="Times New Roman" w:cs="Times New Roman" w:eastAsia="Times New Roman" w:hAnsi="Times New Roman"/>
+          <w:sz w:val="28"/>
+          <w:szCs w:val="28"/>
+        </w:rPr>
         <w:t xml:space="preserve">Qo'zg'atuvchining oziq-ovqatda ko'payishi uchun qulay sharoit — yetarli harorat va vaqt — salmonellyoz avj olishining asosiy sababidir, shu bois sovuqlik rejimi va saqlash muddatining buzilishi xavfni keskin oshiradi. Maishiy-kontakt va suv yo'llari kamroq ahamiyatga ega, biroq bolalar muassasalarida maishiy yo'l ham muhim bo'lishi mumkin [1][2]. Salmonellyozda kasallikning og'irligi ko'pincha organizmga tushgan qo'zg'atuvchining miqdoriga (dozasiga) bog'liq bo'ladi; qo'zg'atuvchi ko'p ko'paygan oziq-ovqatni iste'mol qilish og'ir va guruhiy kasallanishga olib keladi.</w:t>
       </w:r>
     </w:p>
     <w:p>
       <w:pPr>
         <w:pStyle w:val="Heading2"/>
-        <w:spacing w:after="80" w:before="160"/>
-      </w:pPr>
-      <w:r>
+        <w:spacing w:after="100" w:before="200"/>
+      </w:pPr>
+      <w:r>
+        <w:rPr>
+          <w:rFonts w:ascii="Times New Roman" w:cs="Times New Roman" w:eastAsia="Times New Roman" w:hAnsi="Times New Roman"/>
+          <w:b/>
+          <w:bCs/>
+          <w:sz w:val="28"/>
+          <w:szCs w:val="28"/>
+        </w:rPr>
         <w:t xml:space="preserve">Epidemiologik xususiyatlar</w:t>
       </w:r>
     </w:p>
     <w:p>
       <w:pPr>
-        <w:spacing w:after="120"/>
-        <w:jc w:val="both"/>
-      </w:pPr>
-      <w:r>
+        <w:spacing w:after="120" w:line="276"/>
+        <w:ind w:firstLine="567"/>
+        <w:jc w:val="both"/>
+      </w:pPr>
+      <w:r>
+        <w:rPr>
+          <w:rFonts w:ascii="Times New Roman" w:cs="Times New Roman" w:eastAsia="Times New Roman" w:hAnsi="Times New Roman"/>
+          <w:sz w:val="28"/>
+          <w:szCs w:val="28"/>
+        </w:rPr>
         <w:t xml:space="preserve">Salmonellyoz yozgi-kuzgi mavsumiylikka ega, bu issiq havoda qo'zg'atuvchining oziq-ovqatda tez ko'payishi bilan bog'liq. Kasallanish ko'pincha oziq-ovqat bilan bog'liq guruhiy o'choqlar (to'y, bayram, umumiy ovqatlanish) ko'rinishida yuzaga keladi va bir vaqtda ko'p sonli holatlar bilan tavsiflanadi. Xavf guruhlariga kichik yoshdagi bolalar, keksalar va immuniteti pasaygan shaxslar kiradi; ularda kasallik og'irroq va asoratlar bilan kechadi. So'nggi o'n yilliklarda antibiotiklarga chidamli salmonella shtammlarining tarqalishi alohida muammo bo'lib qolmoqda; bu chidamlilik ko'pincha chorvachilikda antibiotiklardan keng foydalanish bilan bog'liq va davolashni murakkablashtiradi [2]. Shu bois salmonellyoz "Yagona salomatlik" (One Health) yondashuvi doirasida — odam, hayvon va atrof-muhit salomatligini birgalikda ko'rib chiqish asosida nazorat qilinadi. Qo'zg'atuvchi serotiplarini aniqlash va ularni taqqoslash infeksiya manbaini va tarqalish zanjirini aniqlashda muhim.</w:t>
       </w:r>
     </w:p>
     <w:p>
       <w:pPr>
         <w:pStyle w:val="Heading2"/>
-        <w:spacing w:after="80" w:before="160"/>
-      </w:pPr>
-      <w:r>
+        <w:spacing w:after="100" w:before="200"/>
+      </w:pPr>
+      <w:r>
+        <w:rPr>
+          <w:rFonts w:ascii="Times New Roman" w:cs="Times New Roman" w:eastAsia="Times New Roman" w:hAnsi="Times New Roman"/>
+          <w:b/>
+          <w:bCs/>
+          <w:sz w:val="28"/>
+          <w:szCs w:val="28"/>
+        </w:rPr>
         <w:t xml:space="preserve">Oldini olish choralari</w:t>
       </w:r>
     </w:p>
     <w:p>
       <w:pPr>
-        <w:spacing w:after="120"/>
-        <w:jc w:val="both"/>
-      </w:pPr>
-      <w:r>
+        <w:spacing w:after="120" w:line="276"/>
+        <w:ind w:firstLine="567"/>
+        <w:jc w:val="both"/>
+      </w:pPr>
+      <w:r>
+        <w:rPr>
+          <w:rFonts w:ascii="Times New Roman" w:cs="Times New Roman" w:eastAsia="Times New Roman" w:hAnsi="Times New Roman"/>
+          <w:sz w:val="28"/>
+          <w:szCs w:val="28"/>
+        </w:rPr>
         <w:t xml:space="preserve">Salmonellyozning oldini olish choralari yuqish yo'liga — oziq-ovqat xavfsizligiga qaratiladi. Asosiy profilaktik tadbirlar:</w:t>
       </w:r>
     </w:p>
@@ -158,11 +254,17 @@
         <w:pStyle w:val="ListParagraph"/>
         <w:numPr>
           <w:ilvl w:val="0"/>
-          <w:numId w:val="102"/>
-        </w:numPr>
-        <w:spacing w:after="40"/>
-      </w:pPr>
-      <w:r>
+          <w:numId w:val="3"/>
+        </w:numPr>
+        <w:spacing w:after="60" w:line="276"/>
+        <w:jc w:val="both"/>
+      </w:pPr>
+      <w:r>
+        <w:rPr>
+          <w:rFonts w:ascii="Times New Roman" w:cs="Times New Roman" w:eastAsia="Times New Roman" w:hAnsi="Times New Roman"/>
+          <w:sz w:val="28"/>
+          <w:szCs w:val="28"/>
+        </w:rPr>
         <w:t xml:space="preserve">oziq-ovqat mahsulotlarini (ayniqsa go'sht, tuxum) yetarli darajada issiqlik bilan ishlov berish;</w:t>
       </w:r>
     </w:p>
@@ -171,11 +273,17 @@
         <w:pStyle w:val="ListParagraph"/>
         <w:numPr>
           <w:ilvl w:val="0"/>
-          <w:numId w:val="102"/>
-        </w:numPr>
-        <w:spacing w:after="40"/>
-      </w:pPr>
-      <w:r>
+          <w:numId w:val="3"/>
+        </w:numPr>
+        <w:spacing w:after="60" w:line="276"/>
+        <w:jc w:val="both"/>
+      </w:pPr>
+      <w:r>
+        <w:rPr>
+          <w:rFonts w:ascii="Times New Roman" w:cs="Times New Roman" w:eastAsia="Times New Roman" w:hAnsi="Times New Roman"/>
+          <w:sz w:val="28"/>
+          <w:szCs w:val="28"/>
+        </w:rPr>
         <w:t xml:space="preserve">xom va tayyor mahsulotlarni alohida saqlash va ishlov berish (krest kontaminatsiyaning oldini olish);</w:t>
       </w:r>
     </w:p>
@@ -184,11 +292,17 @@
         <w:pStyle w:val="ListParagraph"/>
         <w:numPr>
           <w:ilvl w:val="0"/>
-          <w:numId w:val="102"/>
-        </w:numPr>
-        <w:spacing w:after="40"/>
-      </w:pPr>
-      <w:r>
+          <w:numId w:val="3"/>
+        </w:numPr>
+        <w:spacing w:after="60" w:line="276"/>
+        <w:jc w:val="both"/>
+      </w:pPr>
+      <w:r>
+        <w:rPr>
+          <w:rFonts w:ascii="Times New Roman" w:cs="Times New Roman" w:eastAsia="Times New Roman" w:hAnsi="Times New Roman"/>
+          <w:sz w:val="28"/>
+          <w:szCs w:val="28"/>
+        </w:rPr>
         <w:t xml:space="preserve">muzlatgich rejimiga rioya qilish va tayyor taomlarni uzoq saqlamaslik;</w:t>
       </w:r>
     </w:p>
@@ -197,11 +311,17 @@
         <w:pStyle w:val="ListParagraph"/>
         <w:numPr>
           <w:ilvl w:val="0"/>
-          <w:numId w:val="102"/>
-        </w:numPr>
-        <w:spacing w:after="40"/>
-      </w:pPr>
-      <w:r>
+          <w:numId w:val="3"/>
+        </w:numPr>
+        <w:spacing w:after="60" w:line="276"/>
+        <w:jc w:val="both"/>
+      </w:pPr>
+      <w:r>
+        <w:rPr>
+          <w:rFonts w:ascii="Times New Roman" w:cs="Times New Roman" w:eastAsia="Times New Roman" w:hAnsi="Times New Roman"/>
+          <w:sz w:val="28"/>
+          <w:szCs w:val="28"/>
+        </w:rPr>
         <w:t xml:space="preserve">parrandachilik va chorvachilik xo'jaliklarida veterinariya-sanitariya nazorati;</w:t>
       </w:r>
     </w:p>
@@ -210,11 +330,17 @@
         <w:pStyle w:val="ListParagraph"/>
         <w:numPr>
           <w:ilvl w:val="0"/>
-          <w:numId w:val="102"/>
-        </w:numPr>
-        <w:spacing w:after="40"/>
-      </w:pPr>
-      <w:r>
+          <w:numId w:val="3"/>
+        </w:numPr>
+        <w:spacing w:after="60" w:line="276"/>
+        <w:jc w:val="both"/>
+      </w:pPr>
+      <w:r>
+        <w:rPr>
+          <w:rFonts w:ascii="Times New Roman" w:cs="Times New Roman" w:eastAsia="Times New Roman" w:hAnsi="Times New Roman"/>
+          <w:sz w:val="28"/>
+          <w:szCs w:val="28"/>
+        </w:rPr>
         <w:t xml:space="preserve">oziq-ovqat korxonalari va umumiy ovqatlanish shoxobchalarida sanitariya nazorati;</w:t>
       </w:r>
     </w:p>
@@ -223,65 +349,141 @@
         <w:pStyle w:val="ListParagraph"/>
         <w:numPr>
           <w:ilvl w:val="0"/>
-          <w:numId w:val="102"/>
-        </w:numPr>
-        <w:spacing w:after="40"/>
-      </w:pPr>
-      <w:r>
+          <w:numId w:val="3"/>
+        </w:numPr>
+        <w:spacing w:after="60" w:line="276"/>
+        <w:jc w:val="both"/>
+      </w:pPr>
+      <w:r>
+        <w:rPr>
+          <w:rFonts w:ascii="Times New Roman" w:cs="Times New Roman" w:eastAsia="Times New Roman" w:hAnsi="Times New Roman"/>
+          <w:sz w:val="28"/>
+          <w:szCs w:val="28"/>
+        </w:rPr>
         <w:t xml:space="preserve">dekretlangan kontingentni muntazam tekshirish va aholi o'rtasida shaxsiy gigiyenani targ'ib qilish.</w:t>
       </w:r>
     </w:p>
     <w:p>
       <w:pPr>
-        <w:spacing w:after="120"/>
-        <w:jc w:val="both"/>
-      </w:pPr>
-      <w:r>
+        <w:spacing w:after="120" w:line="276"/>
+        <w:ind w:firstLine="567"/>
+        <w:jc w:val="both"/>
+      </w:pPr>
+      <w:r>
+        <w:rPr>
+          <w:rFonts w:ascii="Times New Roman" w:cs="Times New Roman" w:eastAsia="Times New Roman" w:hAnsi="Times New Roman"/>
+          <w:sz w:val="28"/>
+          <w:szCs w:val="28"/>
+        </w:rPr>
         <w:t xml:space="preserve">Maxsus profilaktika (vaksina) salmonellyozda keng qo'llanilmaydi, shu bois asosiy e'tibor sanitariya-veterinariya choralariga qaratiladi [2]. Oziq-ovqat xavfsizligining xalqaro tamoyillari (masalan, JSSTning "xavfsiz oziq-ovqatning besh qoidasi") salmonellyoz profilaktikasida samarali vosita hisoblanadi: ularga tozalik, xom va tayyor mahsulotni ajratish, to'liq pishirish, xavfsiz haroratda saqlash va xavfsiz suv hamda xomashyodan foydalanish kiradi. Aholi o'rtasida oziq-ovqatni to'g'ri tayyorlash va saqlash bo'yicha sanitariya-targ'ibot ishlari ham muhim o'rin tutadi.</w:t>
       </w:r>
     </w:p>
     <w:p>
       <w:pPr>
         <w:pStyle w:val="Heading2"/>
-        <w:spacing w:after="80" w:before="160"/>
-      </w:pPr>
-      <w:r>
+        <w:spacing w:after="100" w:before="200"/>
+      </w:pPr>
+      <w:r>
+        <w:rPr>
+          <w:rFonts w:ascii="Times New Roman" w:cs="Times New Roman" w:eastAsia="Times New Roman" w:hAnsi="Times New Roman"/>
+          <w:b/>
+          <w:bCs/>
+          <w:sz w:val="28"/>
+          <w:szCs w:val="28"/>
+        </w:rPr>
         <w:t xml:space="preserve">Epidemiyaga qarshi chora-tadbirlarni rejalashtirish</w:t>
       </w:r>
     </w:p>
     <w:p>
       <w:pPr>
-        <w:spacing w:after="120"/>
-        <w:jc w:val="both"/>
-      </w:pPr>
-      <w:r>
+        <w:spacing w:after="120" w:line="276"/>
+        <w:ind w:firstLine="567"/>
+        <w:jc w:val="both"/>
+      </w:pPr>
+      <w:r>
+        <w:rPr>
+          <w:rFonts w:ascii="Times New Roman" w:cs="Times New Roman" w:eastAsia="Times New Roman" w:hAnsi="Times New Roman"/>
+          <w:sz w:val="28"/>
+          <w:szCs w:val="28"/>
+        </w:rPr>
         <w:t xml:space="preserve">Salmonellyoz o'chog'ida chora-tadbirlar epidemiologik tekshiruv asosida rejalashtiriladi: aybdor mahsulot va uning ifloslanish sababini aniqlash, mahsulotni muomaladan chiqarish, o'choqda dezinfeksiya, bemorlar va tashuvchilarni aniqlash hamda muloqotda bo'lganlarni kuzatish. Guruhiy o'choqlarda (umumiy ovqatlanish bilan bog'liq) tezkor epidemiologik tekshiruv o'tkazilib, oziq-ovqat zanjirining zaif nuqtasi topiladi. Rejalashtirishda oziq-ovqat xavfsizligi tizimi (ishlab chiqarish, saqlash, tashish, sotish) ustidan nazorat markaziy o'rin tutadi va bu veterinariya xizmati bilan hamkorlikni talab qiladi [1]. Epidemiologik tekshiruvda kasal bo'lganlarning umumiy iste'mol qilgan mahsuloti aniqlanadi, shubhali mahsulot namunalari laboratoriyaga yuboriladi va qo'zg'atuvchi shtammi bemorlardan ajratilgan shtamm bilan taqqoslanadi. Bu usul aybdor mahsulotni ishonchli aniqlash va o'xshash o'choqlarning oldini olish imkonini beradi.</w:t>
       </w:r>
     </w:p>
     <w:p>
       <w:pPr>
         <w:pStyle w:val="Heading2"/>
-        <w:spacing w:after="80" w:before="160"/>
-      </w:pPr>
-      <w:r>
+        <w:spacing w:after="100" w:before="200"/>
+      </w:pPr>
+      <w:r>
+        <w:rPr>
+          <w:rFonts w:ascii="Times New Roman" w:cs="Times New Roman" w:eastAsia="Times New Roman" w:hAnsi="Times New Roman"/>
+          <w:b/>
+          <w:bCs/>
+          <w:sz w:val="28"/>
+          <w:szCs w:val="28"/>
+        </w:rPr>
+        <w:t xml:space="preserve">Milliy yo'riqnoma ma'lumotlari</w:t>
+      </w:r>
+    </w:p>
+    <w:p>
+      <w:pPr>
+        <w:spacing w:after="120" w:line="276"/>
+        <w:ind w:firstLine="567"/>
+        <w:jc w:val="both"/>
+      </w:pPr>
+      <w:r>
+        <w:rPr>
+          <w:rFonts w:ascii="Times New Roman" w:cs="Times New Roman" w:eastAsia="Times New Roman" w:hAnsi="Times New Roman"/>
+          <w:sz w:val="28"/>
+          <w:szCs w:val="28"/>
+        </w:rPr>
+        <w:t xml:space="preserve">Yo'riqnomaga ko'ra salmonellyoz polietiologik, keng tarqalgan zooantroponoz bakterial infeksiya bo'lib, asimptomatik tashuvchilikdan og'ir septik shaklgacha kechadi. Salmonellalarning 2500 dan ortiq serovari ma'lum, O'zbekistonda Salmonella typhimurium va S. enteritidis ko'p uchraydi [1]. Infeksiya manbai bemor va tashuvchilardan tashqari uy hayvonlari (qoramol, cho'chqa, tovuq, o'rdak, kurka, mushuk), sinantrop va yovvoyi kemiruvchilar, qushlar, sovuq qonli hayvonlar va hasharotlardir; asimptomatik tashuvchilar oziq-ovqat tayyorlash va tarqatishda ishtirok etsa xavf ortadi, ammo qishloq xo'jaligi hayvonlari va parrandalarning epidemiologik hissasi odamlarnikidan yuqori [1]. Surunkali tashuvchilar sabab bo'lgan yirik portlashlar kasalxona ichi infeksiyasi tabiatida, yosh bolalar yoki kasallikdan holsizlanganlar bor jamoalarda rivojlanadi; bunda antibiotiklar va dezinfektantlarga ko'p chidamli "gospital" shtammlar aylanadi, ular R-plazmidi bilan genetik mustahkamlangan [1]. Salmonellyoz o'choqlarida o'choqli dezinfeksiya majburiy [3].</w:t>
+      </w:r>
+    </w:p>
+    <w:p>
+      <w:pPr>
+        <w:pStyle w:val="Heading2"/>
+        <w:spacing w:after="100" w:before="200"/>
+      </w:pPr>
+      <w:r>
+        <w:rPr>
+          <w:rFonts w:ascii="Times New Roman" w:cs="Times New Roman" w:eastAsia="Times New Roman" w:hAnsi="Times New Roman"/>
+          <w:b/>
+          <w:bCs/>
+          <w:sz w:val="28"/>
+          <w:szCs w:val="28"/>
+        </w:rPr>
         <w:t xml:space="preserve">Xulosa</w:t>
       </w:r>
     </w:p>
     <w:p>
       <w:pPr>
-        <w:spacing w:after="120"/>
-        <w:jc w:val="both"/>
-      </w:pPr>
-      <w:r>
-        <w:t xml:space="preserve">Salmonellyoz — zoonoz-antroponoz ichak infeksiyasi bo'lib, infeksiya manbai asosan hayvonlar (parranda, tuxum, go'sht), yetakchi yuqish yo'li esa oziq-ovqatdir. Kasallanish yozgi-kuzgi mavsumiylikka ega va ko'pincha oziq-ovqat bilan bog'liq guruhiy o'choqlar ko'rinishida yuzaga keladi. Oldini olishning asosi — oziq-ovqat xavfsizligi, issiqlik ishlovi, to'g'ri saqlash va veterinariya-sanitariya nazoratidir. Epidemiyaga qarshi tadbirlar aybdor mahsulotni aniqlash, uni muomaladan chiqarish va oziq-ovqat zanjirini nazorat qilishni qamrab oladi. O'zbekistonda bu ish SSV ning 122-sonli buyrug'i bilan tartibga solingan [1]. Salmonellyozning zoonoz tabiati va oziq-ovqat orqali yuqishi uni sektorlararo hamkorlik va "Yagona salomatlik" yondashuvini talab qiladigan kasalliklar qatoriga qo'yadi. Vrach-epidemiolog uchun salmonellyoz epidemiologiyasini, ayniqsa oziq-ovqat zanjiridagi xavf nuqtalarini bilish, guruhiy o'choqlarni tez va samarali tekshirishning asosidir.</w:t>
+        <w:spacing w:after="120" w:line="276"/>
+        <w:ind w:firstLine="567"/>
+        <w:jc w:val="both"/>
+      </w:pPr>
+      <w:r>
+        <w:rPr>
+          <w:rFonts w:ascii="Times New Roman" w:cs="Times New Roman" w:eastAsia="Times New Roman" w:hAnsi="Times New Roman"/>
+          <w:sz w:val="28"/>
+          <w:szCs w:val="28"/>
+        </w:rPr>
+        <w:t xml:space="preserve">Salmonellyoz — zoonoz-antroponoz ichak infeksiyasi bo'lib, infeksiya manbai asosan hayvonlar (parranda, tuxum, go'sht), yetakchi yuqish yo'li esa oziq-ovqatdir. Kasallanish yozgi-kuzgi mavsumiylikka ega va ko'pincha oziq-ovqat bilan bog'liq guruhiy o'choqlar ko'rinishida yuzaga keladi. Oldini olishning asosi — oziq-ovqat xavfsizligi, issiqlik ishlovi, to'g'ri saqlash va veterinariya-sanitariya nazoratidir. Epidemiyaga qarshi tadbirlar aybdor mahsulotni aniqlash, uni muomaladan chiqarish va oziq-ovqat zanjirini nazorat qilishni qamrab oladi. O'zbekistonda bu ish SSV ning 122-sonli buyrug'i bilan tartibga solingan [1]. Salmonellyozning zoonoz tabiati va oziq-ovqat orqali yuqishi uni sektorlararo hamkorlik va "Yagona salomatlik" yondashuvini talab qiladigan kasalliklar qatoriga qo'yadi. Vrach-epidemiolog uchun salmonellyoz epidemiologiyasini, ayniqsa oziq-ovqat zanjiridagi xavf nuqtalarini bilish, guruhiy o'choqlarni tez va samarali tekshirishning asosidir. Qonunga ko'ra o'choqlarda gumon qilinganlarni aniqlash, ajratish va kasalxonaga yotqizish, muloqotda bo'lganlarni laboratoriya tekshiruvidan o'tkazish hamda yuqish yo'llari va omillarini aniqlash choralari o'tkaziladi [4]. Xalqaro yondashuvda ham nazorat odatda yuqish zanjirining aralashuvga eng sezgir bo'g'iniga qaratiladi [5]. Diareya infeksiyalarining oldini olishda xavfsiz ichimlik suvi, yaxshilangan sanitariya va sovun bilan qo'l yuvish asosiy chora hisoblanadi [6].</w:t>
       </w:r>
     </w:p>
     <w:p>
       <w:pPr>
         <w:pStyle w:val="Heading2"/>
-        <w:spacing w:after="80" w:before="220"/>
-      </w:pPr>
-      <w:r>
+        <w:spacing w:after="100" w:before="280"/>
+      </w:pPr>
+      <w:r>
+        <w:rPr>
+          <w:rFonts w:ascii="Times New Roman" w:cs="Times New Roman" w:eastAsia="Times New Roman" w:hAnsi="Times New Roman"/>
+          <w:b/>
+          <w:bCs/>
+          <w:sz w:val="28"/>
+          <w:szCs w:val="28"/>
+        </w:rPr>
         <w:t xml:space="preserve">Foydalanilgan adabiyotlar</w:t>
       </w:r>
     </w:p>
@@ -290,30 +492,112 @@
         <w:pStyle w:val="ListParagraph"/>
         <w:numPr>
           <w:ilvl w:val="0"/>
-          <w:numId w:val="3"/>
-        </w:numPr>
-        <w:spacing w:after="40"/>
-      </w:pPr>
-      <w:r>
-        <w:t xml:space="preserve">O'zR Sog'liqni saqlash vazirligining 2015-yil 25-martdagi 122-sonli buyrug'i (ich terlama, paratif, salmonellyoz va o'tkir ichak kasalliklariga qarshi chora-tadbirlar to'g'risida).</w:t>
-      </w:r>
-    </w:p>
-    <w:p>
-      <w:pPr>
-        <w:pStyle w:val="ListParagraph"/>
-        <w:numPr>
-          <w:ilvl w:val="0"/>
-          <w:numId w:val="3"/>
-        </w:numPr>
-        <w:spacing w:after="40"/>
-      </w:pPr>
-      <w:r>
+          <w:numId w:val="4"/>
+        </w:numPr>
+        <w:spacing w:after="80" w:line="260"/>
+      </w:pPr>
+      <w:r>
+        <w:rPr>
+          <w:rFonts w:ascii="Times New Roman" w:cs="Times New Roman" w:eastAsia="Times New Roman" w:hAnsi="Times New Roman"/>
+          <w:sz w:val="28"/>
+          <w:szCs w:val="28"/>
+        </w:rPr>
+        <w:t xml:space="preserve">O'zbekiston Respublikasi Sog'liqni saqlash vazirining 25.03.2015-yildagi buyrug'i va 1–3-ilovalari: o'tkir ichak infeksiyalari, ich terlama va paratif hamda salmonellyoz kasalliklarini oldini olish borasidagi sanitariya-gigiyenik, profilaktik va epidemiyaga qarshi chora-tadbirlar yo'riqnomalari. Manba: xayrullokomilov.uz/kutubxona, material № 436 (kutubxonada "Buyruq № 122"; hujjat ichida "125-son" va "122-son" ikkalasi uchraydi — raqam tasdiqlanmagan; matn kirill yozuvida).</w:t>
+      </w:r>
+    </w:p>
+    <w:p>
+      <w:pPr>
+        <w:pStyle w:val="ListParagraph"/>
+        <w:numPr>
+          <w:ilvl w:val="0"/>
+          <w:numId w:val="4"/>
+        </w:numPr>
+        <w:spacing w:after="80" w:line="260"/>
+      </w:pPr>
+      <w:r>
+        <w:rPr>
+          <w:rFonts w:ascii="Times New Roman" w:cs="Times New Roman" w:eastAsia="Times New Roman" w:hAnsi="Times New Roman"/>
+          <w:sz w:val="28"/>
+          <w:szCs w:val="28"/>
+        </w:rPr>
         <w:t xml:space="preserve">World Health Organization. Salmonella (non-typhoidal) fact sheet; Food safety. URL: https://www.who.int/news-room/fact-sheets/detail/salmonella-(non-typhoidal)</w:t>
+      </w:r>
+    </w:p>
+    <w:p>
+      <w:pPr>
+        <w:pStyle w:val="ListParagraph"/>
+        <w:numPr>
+          <w:ilvl w:val="0"/>
+          <w:numId w:val="4"/>
+        </w:numPr>
+        <w:spacing w:after="80" w:line="260"/>
+      </w:pPr>
+      <w:r>
+        <w:rPr>
+          <w:rFonts w:ascii="Times New Roman" w:cs="Times New Roman" w:eastAsia="Times New Roman" w:hAnsi="Times New Roman"/>
+          <w:sz w:val="28"/>
+          <w:szCs w:val="28"/>
+        </w:rPr>
+        <w:t xml:space="preserve">SanQvaN № 0090-25 (SEO va JS qo'mitasi qarori, Toshkent, 05.05.2025, № 8; Adliya vazirligida 03.06.2025-yilda 350-raqam bilan ro'yxatga olingan), 55, 56, 63, 65-bandlar. URL: https://lex.uz/en/docs/-7556121. Manba: xayrullokomilov.uz/kutubxona, material № 660.</w:t>
+      </w:r>
+    </w:p>
+    <w:p>
+      <w:pPr>
+        <w:pStyle w:val="ListParagraph"/>
+        <w:numPr>
+          <w:ilvl w:val="0"/>
+          <w:numId w:val="4"/>
+        </w:numPr>
+        <w:spacing w:after="80" w:line="260"/>
+      </w:pPr>
+      <w:r>
+        <w:rPr>
+          <w:rFonts w:ascii="Times New Roman" w:cs="Times New Roman" w:eastAsia="Times New Roman" w:hAnsi="Times New Roman"/>
+          <w:sz w:val="28"/>
+          <w:szCs w:val="28"/>
+        </w:rPr>
+        <w:t xml:space="preserve">O'zbekiston Respublikasining "Aholining sanitariya-epidemiologik osoyishtaligi to'g'risida"gi Qonuni (Qonunchilik palatasi 2015-yil 15-iyulda qabul qilgan, Senat 2015-yil 6-avgustda ma'qullagan), 32-modda. URL: https://lex.uz/docs/2732587. Manba: xayrullokomilov.uz/kutubxona, material № 201 (matn kirill yozuvida; asosiy raqami matnda ko'rsatilmagan — tasdiqlanmagan).</w:t>
+      </w:r>
+    </w:p>
+    <w:p>
+      <w:pPr>
+        <w:pStyle w:val="ListParagraph"/>
+        <w:numPr>
+          <w:ilvl w:val="0"/>
+          <w:numId w:val="4"/>
+        </w:numPr>
+        <w:spacing w:after="80" w:line="260"/>
+      </w:pPr>
+      <w:r>
+        <w:rPr>
+          <w:rFonts w:ascii="Times New Roman" w:cs="Times New Roman" w:eastAsia="Times New Roman" w:hAnsi="Times New Roman"/>
+          <w:sz w:val="28"/>
+          <w:szCs w:val="28"/>
+        </w:rPr>
+        <w:t xml:space="preserve">CDC. Principles of Epidemiology in Public Health Practice (SS1978), Lesson 1, Section 10: Chain of Infection. URL: https://archive.cdc.gov/www_cdc_gov/csels/dsepd/ss1978/lesson1/section10.html (kirilgan sana: 30.10.2026).</w:t>
+      </w:r>
+    </w:p>
+    <w:p>
+      <w:pPr>
+        <w:pStyle w:val="ListParagraph"/>
+        <w:numPr>
+          <w:ilvl w:val="0"/>
+          <w:numId w:val="4"/>
+        </w:numPr>
+        <w:spacing w:after="80" w:line="260"/>
+      </w:pPr>
+      <w:r>
+        <w:rPr>
+          <w:rFonts w:ascii="Times New Roman" w:cs="Times New Roman" w:eastAsia="Times New Roman" w:hAnsi="Times New Roman"/>
+          <w:sz w:val="28"/>
+          <w:szCs w:val="28"/>
+        </w:rPr>
+        <w:t xml:space="preserve">World Health Organization. Diarrhoeal disease (fact sheet). URL: https://www.who.int/news-room/fact-sheets/detail/diarrhoeal-disease (kirilgan sana: 30.10.2026).</w:t>
       </w:r>
     </w:p>
     <w:sectPr>
       <w:pgSz w:w="11906" w:h="16838" w:orient="portrait"/>
-      <w:pgMar w:top="1134" w:right="850" w:bottom="1134" w:left="1418" w:header="708" w:footer="708" w:gutter="0"/>
+      <w:pgMar w:top="1134" w:right="850" w:bottom="1134" w:left="1701" w:header="708" w:footer="708" w:gutter="0"/>
       <w:pgNumType/>
       <w:docGrid w:linePitch="360"/>
     </w:sectPr>
@@ -485,12 +769,17 @@
     <w:multiLevelType w:val="hybridMultilevel"/>
     <w:lvl w:ilvl="0" w:tentative="1">
       <w:start w:val="1"/>
-      <w:numFmt w:val="bullet"/>
-      <w:lvlText w:val="•"/>
+      <w:numFmt w:val="decimal"/>
+      <w:lvlText w:val="[%1]"/>
       <w:lvlJc w:val="left"/>
       <w:pPr>
-        <w:ind w:left="576" w:hanging="316"/>
-      </w:pPr>
+        <w:ind w:left="720" w:hanging="720"/>
+      </w:pPr>
+      <w:rPr>
+        <w:rFonts w:ascii="Times New Roman" w:cs="Times New Roman" w:eastAsia="Times New Roman" w:hAnsi="Times New Roman"/>
+        <w:sz w:val="28"/>
+        <w:szCs w:val="28"/>
+      </w:rPr>
     </w:lvl>
   </w:abstractNum>
   <w:abstractNum w:abstractNumId="3" w15:restartNumberingAfterBreak="0">
@@ -498,11 +787,16 @@
     <w:lvl w:ilvl="0" w:tentative="1">
       <w:start w:val="1"/>
       <w:numFmt w:val="decimal"/>
-      <w:lvlText w:val="%1."/>
+      <w:lvlText w:val="%1)"/>
       <w:lvlJc w:val="left"/>
       <w:pPr>
-        <w:ind w:left="576" w:hanging="316"/>
-      </w:pPr>
+        <w:ind w:left="851" w:hanging="425"/>
+      </w:pPr>
+      <w:rPr>
+        <w:rFonts w:ascii="Times New Roman" w:cs="Times New Roman" w:eastAsia="Times New Roman" w:hAnsi="Times New Roman"/>
+        <w:sz w:val="28"/>
+        <w:szCs w:val="28"/>
+      </w:rPr>
     </w:lvl>
   </w:abstractNum>
   <w:abstractNum w:abstractNumId="4" w15:restartNumberingAfterBreak="0">
@@ -510,23 +804,16 @@
     <w:lvl w:ilvl="0" w:tentative="1">
       <w:start w:val="1"/>
       <w:numFmt w:val="decimal"/>
-      <w:lvlText w:val="%1."/>
-      <w:lvlJc w:val="left"/>
-      <w:pPr>
-        <w:ind w:left="576" w:hanging="316"/>
-      </w:pPr>
-    </w:lvl>
-  </w:abstractNum>
-  <w:abstractNum w:abstractNumId="90">
-    <w:multiLevelType w:val="hybridMultilevel"/>
-    <w:lvl w:ilvl="0">
-      <w:start w:val="1"/>
-      <w:numFmt w:val="decimal"/>
       <w:lvlText w:val="%1)"/>
       <w:lvlJc w:val="left"/>
       <w:pPr>
         <w:ind w:left="851" w:hanging="425"/>
       </w:pPr>
+      <w:rPr>
+        <w:rFonts w:ascii="Times New Roman" w:cs="Times New Roman" w:eastAsia="Times New Roman" w:hAnsi="Times New Roman"/>
+        <w:sz w:val="28"/>
+        <w:szCs w:val="28"/>
+      </w:rPr>
     </w:lvl>
   </w:abstractNum>
   <w:num w:numId="1">
@@ -536,7 +823,7 @@
     </w:lvlOverride>
   </w:num>
   <w:num w:numId="2">
-    <w:abstractNumId w:val="2"/>
+    <w:abstractNumId w:val="3"/>
     <w:lvlOverride w:ilvl="0">
       <w:startOverride w:val="1"/>
     </w:lvlOverride>
@@ -547,14 +834,8 @@
       <w:startOverride w:val="1"/>
     </w:lvlOverride>
   </w:num>
-  <w:num w:numId="101">
-    <w:abstractNumId w:val="90"/>
-    <w:lvlOverride w:ilvl="0">
-      <w:startOverride w:val="1"/>
-    </w:lvlOverride>
-  </w:num>
-  <w:num w:numId="102">
-    <w:abstractNumId w:val="90"/>
+  <w:num w:numId="4">
+    <w:abstractNumId w:val="2"/>
     <w:lvlOverride w:ilvl="0">
       <w:startOverride w:val="1"/>
     </w:lvlOverride>
@@ -568,8 +849,8 @@
     <w:rPrDefault>
       <w:rPr>
         <w:rFonts w:ascii="Times New Roman" w:cs="Times New Roman" w:eastAsia="Times New Roman" w:hAnsi="Times New Roman"/>
-        <w:sz w:val="24"/>
-        <w:szCs w:val="24"/>
+        <w:sz w:val="28"/>
+        <w:szCs w:val="28"/>
       </w:rPr>
     </w:rPrDefault>
     <w:pPrDefault/>
@@ -704,7 +985,7 @@
     <w:unhideWhenUsed/>
     <w:pPr>
       <w:spacing w:after="100"/>
-      <w:ind w:left="240"/>
+      <w:ind w:left="280"/>
     </w:pPr>
   </w:style>
   <w:style w:type="paragraph" w:styleId="TOC3">
@@ -716,7 +997,7 @@
     <w:unhideWhenUsed/>
     <w:pPr>
       <w:spacing w:after="100"/>
-      <w:ind w:left="480"/>
+      <w:ind w:left="560"/>
     </w:pPr>
   </w:style>
   <w:style w:type="paragraph" w:styleId="TOC4">
@@ -728,7 +1009,7 @@
     <w:unhideWhenUsed/>
     <w:pPr>
       <w:spacing w:after="100"/>
-      <w:ind w:left="720"/>
+      <w:ind w:left="840"/>
     </w:pPr>
   </w:style>
   <w:style w:type="paragraph" w:styleId="TOC5">
@@ -740,7 +1021,7 @@
     <w:unhideWhenUsed/>
     <w:pPr>
       <w:spacing w:after="100"/>
-      <w:ind w:left="960"/>
+      <w:ind w:left="1120"/>
     </w:pPr>
   </w:style>
   <w:style w:type="paragraph" w:styleId="TOC6">
@@ -752,23 +1033,11 @@
     <w:unhideWhenUsed/>
     <w:pPr>
       <w:spacing w:after="100"/>
-      <w:ind w:left="1200"/>
+      <w:ind w:left="1400"/>
     </w:pPr>
   </w:style>
   <w:style w:type="paragraph" w:styleId="TOC7">
     <w:name w:val="toc 7"/>
-    <w:basedOn w:val="Normal"/>
-    <w:next w:val="Normal"/>
-    <w:uiPriority w:val="39"/>
-    <w:semiHidden/>
-    <w:unhideWhenUsed/>
-    <w:pPr>
-      <w:spacing w:after="100"/>
-      <w:ind w:left="1440"/>
-    </w:pPr>
-  </w:style>
-  <w:style w:type="paragraph" w:styleId="TOC8">
-    <w:name w:val="toc 8"/>
     <w:basedOn w:val="Normal"/>
     <w:next w:val="Normal"/>
     <w:uiPriority w:val="39"/>
@@ -779,6 +1048,18 @@
       <w:ind w:left="1680"/>
     </w:pPr>
   </w:style>
+  <w:style w:type="paragraph" w:styleId="TOC8">
+    <w:name w:val="toc 8"/>
+    <w:basedOn w:val="Normal"/>
+    <w:next w:val="Normal"/>
+    <w:uiPriority w:val="39"/>
+    <w:semiHidden/>
+    <w:unhideWhenUsed/>
+    <w:pPr>
+      <w:spacing w:after="100"/>
+      <w:ind w:left="1960"/>
+    </w:pPr>
+  </w:style>
   <w:style w:type="paragraph" w:styleId="TOC9">
     <w:name w:val="toc 9"/>
     <w:basedOn w:val="Normal"/>
@@ -788,7 +1069,7 @@
     <w:unhideWhenUsed/>
     <w:pPr>
       <w:spacing w:after="100"/>
-      <w:ind w:left="1920"/>
+      <w:ind w:left="2240"/>
     </w:pPr>
   </w:style>
   <w:style w:type="character" w:styleId="Hyperlink">
@@ -888,15 +1169,16 @@
     <w:next w:val="Normal"/>
     <w:qFormat/>
     <w:pPr>
-      <w:spacing w:after="200"/>
-      <w:jc w:val="center"/>
+      <w:spacing w:after="240" w:before="0"/>
+      <w:outlineLvl w:val="0"/>
     </w:pPr>
     <w:rPr>
       <w:rFonts w:ascii="Times New Roman" w:cs="Times New Roman" w:eastAsia="Times New Roman" w:hAnsi="Times New Roman"/>
       <w:b/>
       <w:bCs/>
-      <w:sz w:val="28"/>
-      <w:szCs w:val="28"/>
+      <w:color w:val="000000"/>
+      <w:sz w:val="30"/>
+      <w:szCs w:val="30"/>
     </w:rPr>
   </w:style>
   <w:style w:type="paragraph" w:styleId="Heading2">
@@ -904,12 +1186,17 @@
     <w:basedOn w:val="Normal"/>
     <w:next w:val="Normal"/>
     <w:qFormat/>
+    <w:pPr>
+      <w:spacing w:after="100" w:before="200"/>
+      <w:outlineLvl w:val="1"/>
+    </w:pPr>
     <w:rPr>
       <w:rFonts w:ascii="Times New Roman" w:cs="Times New Roman" w:eastAsia="Times New Roman" w:hAnsi="Times New Roman"/>
       <w:b/>
       <w:bCs/>
-      <w:sz w:val="26"/>
-      <w:szCs w:val="26"/>
+      <w:color w:val="000000"/>
+      <w:sz w:val="28"/>
+      <w:szCs w:val="28"/>
     </w:rPr>
   </w:style>
 </w:styles>
